--- a/Ideas_ML.docx
+++ b/Ideas_ML.docx
@@ -60,23 +60,7 @@
           <w:bCs/>
           <w:u w:val="single"/>
         </w:rPr>
-        <w:t xml:space="preserve">: </w:t>
-      </w:r>
-      <w:r>
-        <w:rPr>
-          <w:b/>
-          <w:bCs/>
-          <w:u w:val="single"/>
-        </w:rPr>
-        <w:t>Detección de Facciones (Pro-Golpe vs. Constitucionalistas)</w:t>
-      </w:r>
-      <w:r>
-        <w:rPr>
-          <w:b/>
-          <w:bCs/>
-          <w:u w:val="single"/>
-        </w:rPr>
-        <w:t xml:space="preserve"> y </w:t>
+        <w:t xml:space="preserve">: Detección de Facciones (Pro-Golpe vs. Constitucionalistas) y </w:t>
       </w:r>
       <w:r>
         <w:rPr>
@@ -137,13 +121,7 @@
         <w:t>rastrear cómo evolucionó el posicionamiento de los actores</w:t>
       </w:r>
       <w:r>
-        <w:t xml:space="preserve"> a lo largo de la noche y si eventos externos</w:t>
-      </w:r>
-      <w:r>
-        <w:t xml:space="preserve"> (el discurso del rey)</w:t>
-      </w:r>
-      <w:r>
-        <w:t xml:space="preserve"> provocaron fugas de un "bando" a otro.</w:t>
+        <w:t xml:space="preserve"> a lo largo de la noche y si eventos externos (el discurso del rey) provocaron fugas de un "bando" a otro.</w:t>
       </w:r>
     </w:p>
     <w:p>
@@ -1956,6 +1934,174 @@
       </w:r>
     </w:p>
     <w:p/>
+    <w:p/>
+    <w:p/>
+    <w:p/>
+    <w:p/>
+    <w:p>
+      <w:pPr>
+        <w:rPr>
+          <w:b/>
+          <w:bCs/>
+        </w:rPr>
+      </w:pPr>
+      <w:r>
+        <w:rPr>
+          <w:b/>
+          <w:bCs/>
+        </w:rPr>
+        <w:lastRenderedPageBreak/>
+        <w:t xml:space="preserve">1. Extracción de Entidades y Geolocalización (NER - </w:t>
+      </w:r>
+      <w:proofErr w:type="spellStart"/>
+      <w:r>
+        <w:rPr>
+          <w:b/>
+          <w:bCs/>
+        </w:rPr>
+        <w:t>Named</w:t>
+      </w:r>
+      <w:proofErr w:type="spellEnd"/>
+      <w:r>
+        <w:rPr>
+          <w:b/>
+          <w:bCs/>
+        </w:rPr>
+        <w:t xml:space="preserve"> </w:t>
+      </w:r>
+      <w:proofErr w:type="spellStart"/>
+      <w:r>
+        <w:rPr>
+          <w:b/>
+          <w:bCs/>
+        </w:rPr>
+        <w:t>Entity</w:t>
+      </w:r>
+      <w:proofErr w:type="spellEnd"/>
+      <w:r>
+        <w:rPr>
+          <w:b/>
+          <w:bCs/>
+        </w:rPr>
+        <w:t xml:space="preserve"> </w:t>
+      </w:r>
+      <w:proofErr w:type="spellStart"/>
+      <w:r>
+        <w:rPr>
+          <w:b/>
+          <w:bCs/>
+        </w:rPr>
+        <w:t>Recognition</w:t>
+      </w:r>
+      <w:proofErr w:type="spellEnd"/>
+      <w:r>
+        <w:rPr>
+          <w:b/>
+          <w:bCs/>
+        </w:rPr>
+        <w:t>)</w:t>
+      </w:r>
+    </w:p>
+    <w:p>
+      <w:pPr>
+        <w:numPr>
+          <w:ilvl w:val="0"/>
+          <w:numId w:val="13"/>
+        </w:numPr>
+      </w:pPr>
+      <w:r>
+        <w:rPr>
+          <w:b/>
+          <w:bCs/>
+        </w:rPr>
+        <w:t>Lo que hacemos con el contenido:</w:t>
+      </w:r>
+      <w:r>
+        <w:t xml:space="preserve"> En lugar de agrupar el texto, lo escaneamos palabra por palabra buscando cosas concretas que no están en el resumen. Le pasamos un modelo de NLP (como </w:t>
+      </w:r>
+      <w:proofErr w:type="spellStart"/>
+      <w:r>
+        <w:rPr>
+          <w:i/>
+          <w:iCs/>
+        </w:rPr>
+        <w:t>spaCy</w:t>
+      </w:r>
+      <w:proofErr w:type="spellEnd"/>
+      <w:r>
+        <w:t xml:space="preserve"> o </w:t>
+      </w:r>
+      <w:r>
+        <w:rPr>
+          <w:i/>
+          <w:iCs/>
+        </w:rPr>
+        <w:t>Transformers</w:t>
+      </w:r>
+      <w:r>
+        <w:t xml:space="preserve">) entrenado para detectar </w:t>
+      </w:r>
+      <w:r>
+        <w:rPr>
+          <w:b/>
+          <w:bCs/>
+        </w:rPr>
+        <w:t>Lugares</w:t>
+      </w:r>
+      <w:r>
+        <w:t xml:space="preserve"> (calles, cuarteles, capitanías), </w:t>
+      </w:r>
+      <w:r>
+        <w:rPr>
+          <w:b/>
+          <w:bCs/>
+        </w:rPr>
+        <w:t>Organizaciones</w:t>
+      </w:r>
+      <w:r>
+        <w:t xml:space="preserve"> (regimientos, partidos políticos) y </w:t>
+      </w:r>
+      <w:r>
+        <w:rPr>
+          <w:b/>
+          <w:bCs/>
+        </w:rPr>
+        <w:t>Armamento/Vehículos</w:t>
+      </w:r>
+      <w:r>
+        <w:t>.</w:t>
+      </w:r>
+    </w:p>
+    <w:p>
+      <w:pPr>
+        <w:numPr>
+          <w:ilvl w:val="0"/>
+          <w:numId w:val="13"/>
+        </w:numPr>
+      </w:pPr>
+      <w:r>
+        <w:rPr>
+          <w:b/>
+          <w:bCs/>
+        </w:rPr>
+        <w:t>El resultado:</w:t>
+      </w:r>
+      <w:r>
+        <w:t xml:space="preserve"> Extraes de dentro del texto bruto las coordenadas del golpe. Puedes acabar construyendo un mapa interactivo (usando la librería </w:t>
+      </w:r>
+      <w:proofErr w:type="spellStart"/>
+      <w:r>
+        <w:rPr>
+          <w:i/>
+          <w:iCs/>
+        </w:rPr>
+        <w:t>Folium</w:t>
+      </w:r>
+      <w:proofErr w:type="spellEnd"/>
+      <w:r>
+        <w:t>) que pinte en España todos los puntos geográficos que se mencionan en los documentos, demostrando físicamente hasta dónde llegó la tensión.</w:t>
+      </w:r>
+    </w:p>
     <w:p/>
     <w:sectPr>
       <w:pgSz w:w="11906" w:h="16838"/>
@@ -1970,6 +2116,155 @@
 <file path=word/numbering.xml><?xml version="1.0" encoding="utf-8"?>
 <w:numbering xmlns:wpc="http://schemas.microsoft.com/office/word/2010/wordprocessingCanvas" xmlns:cx="http://schemas.microsoft.com/office/drawing/2014/chartex" xmlns:cx1="http://schemas.microsoft.com/office/drawing/2015/9/8/chartex" xmlns:cx2="http://schemas.microsoft.com/office/drawing/2015/10/21/chartex" xmlns:cx3="http://schemas.microsoft.com/office/drawing/2016/5/9/chartex" xmlns:cx4="http://schemas.microsoft.com/office/drawing/2016/5/10/chartex" xmlns:cx5="http://schemas.microsoft.com/office/drawing/2016/5/11/chartex" xmlns:cx6="http://schemas.microsoft.com/office/drawing/2016/5/12/chartex" xmlns:cx7="http://schemas.microsoft.com/office/drawing/2016/5/13/chartex" xmlns:cx8="http://schemas.microsoft.com/office/drawing/2016/5/14/chartex" xmlns:mc="http://schemas.openxmlformats.org/markup-compatibility/2006" xmlns:aink="http://schemas.microsoft.com/office/drawing/2016/ink" xmlns:am3d="http://schemas.microsoft.com/office/drawing/2017/model3d" xmlns:o="urn:schemas-microsoft-com:office:office" xmlns:oel="http://schemas.microsoft.com/office/2019/extlst" xmlns:r="http://schemas.openxmlformats.org/officeDocument/2006/relationships" xmlns:m="http://schemas.openxmlformats.org/officeDocument/2006/math" xmlns:v="urn:schemas-microsoft-com:vml" xmlns:wp14="http://schemas.microsoft.com/office/word/2010/wordprocessingDrawing" xmlns:wp="http://schemas.openxmlformats.org/drawingml/2006/wordprocessingDrawing" xmlns:w10="urn:schemas-microsoft-com:office:word" xmlns:w="http://schemas.openxmlformats.org/wordprocessingml/2006/main" xmlns:w14="http://schemas.microsoft.com/office/word/2010/wordml" xmlns:w15="http://schemas.microsoft.com/office/word/2012/wordml" xmlns:w16cex="http://schemas.microsoft.com/office/word/2018/wordml/cex" xmlns:w16cid="http://schemas.microsoft.com/office/word/2016/wordml/cid" xmlns:w16="http://schemas.microsoft.com/office/word/2018/wordml" xmlns:w16du="http://schemas.microsoft.com/office/word/2023/wordml/word16du" xmlns:w16sdtdh="http://schemas.microsoft.com/office/word/2020/wordml/sdtdatahash" xmlns:w16sdtfl="http://schemas.microsoft.com/office/word/2024/wordml/sdtformatlock" xmlns:w16se="http://schemas.microsoft.com/office/word/2015/wordml/symex" xmlns:wpg="http://schemas.microsoft.com/office/word/2010/wordprocessingGroup" xmlns:wpi="http://schemas.microsoft.com/office/word/2010/wordprocessingInk" xmlns:wne="http://schemas.microsoft.com/office/word/2006/wordml" xmlns:wps="http://schemas.microsoft.com/office/word/2010/wordprocessingShape" mc:Ignorable="w14 w15 w16se w16cid w16 w16cex w16sdtdh w16sdtfl w16du wp14">
   <w:abstractNum w:abstractNumId="0" w15:restartNumberingAfterBreak="0">
+    <w:nsid w:val="0BD46FE8"/>
+    <w:multiLevelType w:val="multilevel"/>
+    <w:tmpl w:val="B452519A"/>
+    <w:lvl w:ilvl="0">
+      <w:start w:val="1"/>
+      <w:numFmt w:val="bullet"/>
+      <w:lvlText w:val=""/>
+      <w:lvlJc w:val="left"/>
+      <w:pPr>
+        <w:tabs>
+          <w:tab w:val="num" w:pos="720"/>
+        </w:tabs>
+        <w:ind w:left="720" w:hanging="360"/>
+      </w:pPr>
+      <w:rPr>
+        <w:rFonts w:ascii="Symbol" w:hAnsi="Symbol" w:hint="default"/>
+        <w:sz w:val="20"/>
+      </w:rPr>
+    </w:lvl>
+    <w:lvl w:ilvl="1" w:tentative="1">
+      <w:start w:val="1"/>
+      <w:numFmt w:val="bullet"/>
+      <w:lvlText w:val="o"/>
+      <w:lvlJc w:val="left"/>
+      <w:pPr>
+        <w:tabs>
+          <w:tab w:val="num" w:pos="1440"/>
+        </w:tabs>
+        <w:ind w:left="1440" w:hanging="360"/>
+      </w:pPr>
+      <w:rPr>
+        <w:rFonts w:ascii="Courier New" w:hAnsi="Courier New" w:hint="default"/>
+        <w:sz w:val="20"/>
+      </w:rPr>
+    </w:lvl>
+    <w:lvl w:ilvl="2" w:tentative="1">
+      <w:start w:val="1"/>
+      <w:numFmt w:val="bullet"/>
+      <w:lvlText w:val=""/>
+      <w:lvlJc w:val="left"/>
+      <w:pPr>
+        <w:tabs>
+          <w:tab w:val="num" w:pos="2160"/>
+        </w:tabs>
+        <w:ind w:left="2160" w:hanging="360"/>
+      </w:pPr>
+      <w:rPr>
+        <w:rFonts w:ascii="Wingdings" w:hAnsi="Wingdings" w:hint="default"/>
+        <w:sz w:val="20"/>
+      </w:rPr>
+    </w:lvl>
+    <w:lvl w:ilvl="3" w:tentative="1">
+      <w:start w:val="1"/>
+      <w:numFmt w:val="bullet"/>
+      <w:lvlText w:val=""/>
+      <w:lvlJc w:val="left"/>
+      <w:pPr>
+        <w:tabs>
+          <w:tab w:val="num" w:pos="2880"/>
+        </w:tabs>
+        <w:ind w:left="2880" w:hanging="360"/>
+      </w:pPr>
+      <w:rPr>
+        <w:rFonts w:ascii="Wingdings" w:hAnsi="Wingdings" w:hint="default"/>
+        <w:sz w:val="20"/>
+      </w:rPr>
+    </w:lvl>
+    <w:lvl w:ilvl="4" w:tentative="1">
+      <w:start w:val="1"/>
+      <w:numFmt w:val="bullet"/>
+      <w:lvlText w:val=""/>
+      <w:lvlJc w:val="left"/>
+      <w:pPr>
+        <w:tabs>
+          <w:tab w:val="num" w:pos="3600"/>
+        </w:tabs>
+        <w:ind w:left="3600" w:hanging="360"/>
+      </w:pPr>
+      <w:rPr>
+        <w:rFonts w:ascii="Wingdings" w:hAnsi="Wingdings" w:hint="default"/>
+        <w:sz w:val="20"/>
+      </w:rPr>
+    </w:lvl>
+    <w:lvl w:ilvl="5" w:tentative="1">
+      <w:start w:val="1"/>
+      <w:numFmt w:val="bullet"/>
+      <w:lvlText w:val=""/>
+      <w:lvlJc w:val="left"/>
+      <w:pPr>
+        <w:tabs>
+          <w:tab w:val="num" w:pos="4320"/>
+        </w:tabs>
+        <w:ind w:left="4320" w:hanging="360"/>
+      </w:pPr>
+      <w:rPr>
+        <w:rFonts w:ascii="Wingdings" w:hAnsi="Wingdings" w:hint="default"/>
+        <w:sz w:val="20"/>
+      </w:rPr>
+    </w:lvl>
+    <w:lvl w:ilvl="6" w:tentative="1">
+      <w:start w:val="1"/>
+      <w:numFmt w:val="bullet"/>
+      <w:lvlText w:val=""/>
+      <w:lvlJc w:val="left"/>
+      <w:pPr>
+        <w:tabs>
+          <w:tab w:val="num" w:pos="5040"/>
+        </w:tabs>
+        <w:ind w:left="5040" w:hanging="360"/>
+      </w:pPr>
+      <w:rPr>
+        <w:rFonts w:ascii="Wingdings" w:hAnsi="Wingdings" w:hint="default"/>
+        <w:sz w:val="20"/>
+      </w:rPr>
+    </w:lvl>
+    <w:lvl w:ilvl="7" w:tentative="1">
+      <w:start w:val="1"/>
+      <w:numFmt w:val="bullet"/>
+      <w:lvlText w:val=""/>
+      <w:lvlJc w:val="left"/>
+      <w:pPr>
+        <w:tabs>
+          <w:tab w:val="num" w:pos="5760"/>
+        </w:tabs>
+        <w:ind w:left="5760" w:hanging="360"/>
+      </w:pPr>
+      <w:rPr>
+        <w:rFonts w:ascii="Wingdings" w:hAnsi="Wingdings" w:hint="default"/>
+        <w:sz w:val="20"/>
+      </w:rPr>
+    </w:lvl>
+    <w:lvl w:ilvl="8" w:tentative="1">
+      <w:start w:val="1"/>
+      <w:numFmt w:val="bullet"/>
+      <w:lvlText w:val=""/>
+      <w:lvlJc w:val="left"/>
+      <w:pPr>
+        <w:tabs>
+          <w:tab w:val="num" w:pos="6480"/>
+        </w:tabs>
+        <w:ind w:left="6480" w:hanging="360"/>
+      </w:pPr>
+      <w:rPr>
+        <w:rFonts w:ascii="Wingdings" w:hAnsi="Wingdings" w:hint="default"/>
+        <w:sz w:val="20"/>
+      </w:rPr>
+    </w:lvl>
+  </w:abstractNum>
+  <w:abstractNum w:abstractNumId="1" w15:restartNumberingAfterBreak="0">
     <w:nsid w:val="0C985FDE"/>
     <w:multiLevelType w:val="multilevel"/>
     <w:tmpl w:val="3124B712"/>
@@ -2118,7 +2413,7 @@
       </w:rPr>
     </w:lvl>
   </w:abstractNum>
-  <w:abstractNum w:abstractNumId="1" w15:restartNumberingAfterBreak="0">
+  <w:abstractNum w:abstractNumId="2" w15:restartNumberingAfterBreak="0">
     <w:nsid w:val="0CA830B3"/>
     <w:multiLevelType w:val="multilevel"/>
     <w:tmpl w:val="059A2450"/>
@@ -2267,7 +2562,7 @@
       </w:rPr>
     </w:lvl>
   </w:abstractNum>
-  <w:abstractNum w:abstractNumId="2" w15:restartNumberingAfterBreak="0">
+  <w:abstractNum w:abstractNumId="3" w15:restartNumberingAfterBreak="0">
     <w:nsid w:val="32693639"/>
     <w:multiLevelType w:val="multilevel"/>
     <w:tmpl w:val="CCCEA748"/>
@@ -2416,7 +2711,7 @@
       </w:rPr>
     </w:lvl>
   </w:abstractNum>
-  <w:abstractNum w:abstractNumId="3" w15:restartNumberingAfterBreak="0">
+  <w:abstractNum w:abstractNumId="4" w15:restartNumberingAfterBreak="0">
     <w:nsid w:val="3C98502A"/>
     <w:multiLevelType w:val="hybridMultilevel"/>
     <w:tmpl w:val="6360BE62"/>
@@ -2529,7 +2824,7 @@
       </w:rPr>
     </w:lvl>
   </w:abstractNum>
-  <w:abstractNum w:abstractNumId="4" w15:restartNumberingAfterBreak="0">
+  <w:abstractNum w:abstractNumId="5" w15:restartNumberingAfterBreak="0">
     <w:nsid w:val="4A2E034E"/>
     <w:multiLevelType w:val="multilevel"/>
     <w:tmpl w:val="F5DEC95A"/>
@@ -2678,7 +2973,7 @@
       </w:rPr>
     </w:lvl>
   </w:abstractNum>
-  <w:abstractNum w:abstractNumId="5" w15:restartNumberingAfterBreak="0">
+  <w:abstractNum w:abstractNumId="6" w15:restartNumberingAfterBreak="0">
     <w:nsid w:val="5501569C"/>
     <w:multiLevelType w:val="multilevel"/>
     <w:tmpl w:val="DAF68B42"/>
@@ -2823,7 +3118,7 @@
       </w:rPr>
     </w:lvl>
   </w:abstractNum>
-  <w:abstractNum w:abstractNumId="6" w15:restartNumberingAfterBreak="0">
+  <w:abstractNum w:abstractNumId="7" w15:restartNumberingAfterBreak="0">
     <w:nsid w:val="62F05549"/>
     <w:multiLevelType w:val="multilevel"/>
     <w:tmpl w:val="48FA020C"/>
@@ -2972,7 +3267,7 @@
       </w:rPr>
     </w:lvl>
   </w:abstractNum>
-  <w:abstractNum w:abstractNumId="7" w15:restartNumberingAfterBreak="0">
+  <w:abstractNum w:abstractNumId="8" w15:restartNumberingAfterBreak="0">
     <w:nsid w:val="66395BE9"/>
     <w:multiLevelType w:val="multilevel"/>
     <w:tmpl w:val="97A4E7F0"/>
@@ -3121,7 +3416,7 @@
       </w:rPr>
     </w:lvl>
   </w:abstractNum>
-  <w:abstractNum w:abstractNumId="8" w15:restartNumberingAfterBreak="0">
+  <w:abstractNum w:abstractNumId="9" w15:restartNumberingAfterBreak="0">
     <w:nsid w:val="6C00040C"/>
     <w:multiLevelType w:val="multilevel"/>
     <w:tmpl w:val="F664FF20"/>
@@ -3270,7 +3565,7 @@
       </w:rPr>
     </w:lvl>
   </w:abstractNum>
-  <w:abstractNum w:abstractNumId="9" w15:restartNumberingAfterBreak="0">
+  <w:abstractNum w:abstractNumId="10" w15:restartNumberingAfterBreak="0">
     <w:nsid w:val="76E86A4D"/>
     <w:multiLevelType w:val="multilevel"/>
     <w:tmpl w:val="C414E9D2"/>
@@ -3419,7 +3714,7 @@
       </w:rPr>
     </w:lvl>
   </w:abstractNum>
-  <w:abstractNum w:abstractNumId="10" w15:restartNumberingAfterBreak="0">
+  <w:abstractNum w:abstractNumId="11" w15:restartNumberingAfterBreak="0">
     <w:nsid w:val="7CB624DE"/>
     <w:multiLevelType w:val="multilevel"/>
     <w:tmpl w:val="1662FDB4"/>
@@ -3568,7 +3863,7 @@
       </w:rPr>
     </w:lvl>
   </w:abstractNum>
-  <w:abstractNum w:abstractNumId="11" w15:restartNumberingAfterBreak="0">
+  <w:abstractNum w:abstractNumId="12" w15:restartNumberingAfterBreak="0">
     <w:nsid w:val="7F331255"/>
     <w:multiLevelType w:val="multilevel"/>
     <w:tmpl w:val="DB087868"/>
@@ -3718,40 +4013,43 @@
     </w:lvl>
   </w:abstractNum>
   <w:num w:numId="1" w16cid:durableId="940383142">
+    <w:abstractNumId w:val="11"/>
+  </w:num>
+  <w:num w:numId="2" w16cid:durableId="1995139725">
+    <w:abstractNumId w:val="6"/>
+  </w:num>
+  <w:num w:numId="3" w16cid:durableId="335571033">
+    <w:abstractNumId w:val="5"/>
+  </w:num>
+  <w:num w:numId="4" w16cid:durableId="965349425">
+    <w:abstractNumId w:val="2"/>
+  </w:num>
+  <w:num w:numId="5" w16cid:durableId="5862141">
+    <w:abstractNumId w:val="9"/>
+  </w:num>
+  <w:num w:numId="6" w16cid:durableId="1753158527">
+    <w:abstractNumId w:val="12"/>
+  </w:num>
+  <w:num w:numId="7" w16cid:durableId="2143234263">
+    <w:abstractNumId w:val="3"/>
+  </w:num>
+  <w:num w:numId="8" w16cid:durableId="1406488140">
+    <w:abstractNumId w:val="1"/>
+  </w:num>
+  <w:num w:numId="9" w16cid:durableId="1913157619">
     <w:abstractNumId w:val="10"/>
   </w:num>
-  <w:num w:numId="2" w16cid:durableId="1995139725">
-    <w:abstractNumId w:val="5"/>
+  <w:num w:numId="10" w16cid:durableId="1316303989">
+    <w:abstractNumId w:val="8"/>
   </w:num>
-  <w:num w:numId="3" w16cid:durableId="335571033">
+  <w:num w:numId="11" w16cid:durableId="519323192">
     <w:abstractNumId w:val="4"/>
   </w:num>
-  <w:num w:numId="4" w16cid:durableId="965349425">
-    <w:abstractNumId w:val="1"/>
-  </w:num>
-  <w:num w:numId="5" w16cid:durableId="5862141">
-    <w:abstractNumId w:val="8"/>
-  </w:num>
-  <w:num w:numId="6" w16cid:durableId="1753158527">
-    <w:abstractNumId w:val="11"/>
-  </w:num>
-  <w:num w:numId="7" w16cid:durableId="2143234263">
-    <w:abstractNumId w:val="2"/>
-  </w:num>
-  <w:num w:numId="8" w16cid:durableId="1406488140">
-    <w:abstractNumId w:val="0"/>
-  </w:num>
-  <w:num w:numId="9" w16cid:durableId="1913157619">
-    <w:abstractNumId w:val="9"/>
-  </w:num>
-  <w:num w:numId="10" w16cid:durableId="1316303989">
+  <w:num w:numId="12" w16cid:durableId="2127699530">
     <w:abstractNumId w:val="7"/>
   </w:num>
-  <w:num w:numId="11" w16cid:durableId="519323192">
-    <w:abstractNumId w:val="3"/>
-  </w:num>
-  <w:num w:numId="12" w16cid:durableId="2127699530">
-    <w:abstractNumId w:val="6"/>
+  <w:num w:numId="13" w16cid:durableId="1790859824">
+    <w:abstractNumId w:val="0"/>
   </w:num>
 </w:numbering>
 </file>
